--- a/descargas/infantil/word/PRESENTE_infantil_semana1.docx
+++ b/descargas/infantil/word/PRESENTE_infantil_semana1.docx
@@ -882,7 +882,7 @@
       </w:pPr>
       <w:r>
         <w:rPr/>
-        <w:t xml:space="preserve">«Cada mañana pasamos lista y cada uno dice «¡Presente!». ¿Sabéis que Dios también nos conoce a todos por nuestro nombre?».</w:t>
+        <w:t xml:space="preserve">«Cada mañana pasamos lista y cada uno dice “estoy aquí”, “I’m here”, también hay veces que simplemente levantamos el brazo. Es una forma de decir que estamos presentes. De hecho, en muchos lugares cuando se pasa lista se dice: «¡Presente!». ¿Sabéis que Dios también nos conoce a todos por nuestro nombre?».</w:t>
       </w:r>
     </w:p>
     <w:p>

--- a/descargas/infantil/word/PRESENTE_infantil_semana1.docx
+++ b/descargas/infantil/word/PRESENTE_infantil_semana1.docx
@@ -126,7 +126,7 @@
       </w:r>
       <w:r>
         <w:rPr/>
-        <w:t xml:space="preserve">dos propuestas; cada clase elige una:</w:t>
+        <w:t xml:space="preserve">cada clase usa uno de los dos modelos (ver la pestaña «Símbolo»):</w:t>
       </w:r>
     </w:p>
     <w:p>
@@ -143,7 +143,7 @@
           <w:bCs/>
           <w:color w:val="22708C"/>
         </w:rPr>
-        <w:t xml:space="preserve">Caja cúbica (propuestas A y B): </w:t>
+        <w:t xml:space="preserve">Modelo A · caja cúbica: </w:t>
       </w:r>
       <w:r>
         <w:rPr/>
@@ -164,11 +164,11 @@
           <w:bCs/>
           <w:color w:val="22708C"/>
         </w:rPr>
-        <w:t xml:space="preserve">Caja abatible (propuesta C): </w:t>
-      </w:r>
-      <w:r>
-        <w:rPr/>
-        <w:t xml:space="preserve"> lámina 1: la cruz se deja abierta en plano junto a la corona y cada alumno pone en el centro un círculo con su nombre (lámina 3) diciendo «¡Presente!».</w:t>
+        <w:t xml:space="preserve">Modelo B · caja abatible: </w:t>
+      </w:r>
+      <w:r>
+        <w:rPr/>
+        <w:t xml:space="preserve"> plantillas 1 y 2: la cruz se deja abierta en plano junto a la corona, con la tapa al lado.</w:t>
       </w:r>
     </w:p>
     <w:p>
@@ -240,7 +240,7 @@
       </w:pPr>
       <w:r>
         <w:rPr/>
-        <w:t xml:space="preserve">«¡Buenos días! Hoy empieza un tiempo muy especial que se llama Adviento. Son cuatro semanas para prepararnos, porque viene alguien a quien queremos muchísimo: ¡Jesús! En la corona encendemos hoy la primera vela». Se enseña la caja cúbica ya montada (plantilla 1), abierta y vacía, con la tapa al lado.</w:t>
+        <w:t xml:space="preserve">«¡Buenos días! Hoy empieza un tiempo muy especial que se llama Adviento. Son cuatro semanas para prepararnos, porque viene alguien a quien queremos muchísimo: ¡Jesús! En la corona encendemos hoy la primera vela». Se enseña la caja del símbolo ya montada, abierta y vacía, con la tapa al lado.</w:t>
       </w:r>
     </w:p>
     <w:p>
@@ -262,7 +262,7 @@
       </w:pPr>
       <w:r>
         <w:rPr/>
-        <w:t xml:space="preserve">«Mirad qué caja tan rara: parece hecha de bloques. Es una caja de regalo… ¡pero está vacía! ¿Para quién será? ¿Qué habrá dentro en Navidad? Todavía no lo sabemos. Cada semana le iremos poniendo algo y, el día de la fiesta de Navidad, la abriremos». Después, la Palabra contada: Jesús les dijo a sus amigos: «¡Estad atentos! ¡Estad despiertos, con los ojos bien abiertos!».</w:t>
+        <w:t xml:space="preserve">«Mirad qué caja: es una caja de regalo… ¡pero está vacía! ¿Para quién será? ¿Qué habrá dentro en Navidad? Todavía no lo sabemos. Cada semana le iremos poniendo algo y, el día de la fiesta de Navidad, la abriremos». Después, la Palabra contada: Jesús les dijo a sus amigos: «¡Estad atentos! ¡Estad despiertos, con los ojos bien abiertos!».</w:t>
       </w:r>
     </w:p>
     <w:p>
